--- a/pr-preview/pr-11/benjamin-roedell-resume.docx
+++ b/pr-preview/pr-11/benjamin-roedell-resume.docx
@@ -504,7 +504,7 @@
           <w:color w:val="1C1F24"/>
           <w:sz w:val="21"/>
         </w:rPr>
-        <w:t>Mentor retail engineers and advocate for simple, maintainable architecture in design decisions</w:t>
+        <w:t>Mentor 7 retail engineers and advocate for simple, maintainable architecture in design decisions</w:t>
       </w:r>
     </w:p>
     <w:p>
